--- a/Устав/_документы/Резолюция ВП о ревизии Устава и Положения.docx
+++ b/Устав/_документы/Резолюция ВП о ревизии Устава и Положения.docx
@@ -14,6 +14,8 @@
           <w:lang w:val="en-US"/>
         </w:rPr>
       </w:pPr>
+      <w:bookmarkStart w:id="0" w:name="_GoBack"/>
+      <w:bookmarkEnd w:id="0"/>
       <w:r>
         <w:rPr>
           <w:rFonts w:ascii="Arial" w:hAnsi="Arial" w:cs="Arial"/>
@@ -570,17 +572,7 @@
           <w:sz w:val="24"/>
           <w:szCs w:val="24"/>
         </w:rPr>
-        <w:t>Я, Ерлан Нысанбаев, назначенный Верховный попечитель Центрально-Азиатского Климатического Фонда. Фонд, созданный в соответствии с действующими положениями и правилами Международного финансового центра «Астана» (далее – МФЦА), имеющего зарегистрированный адрес: 010000, г. Астана, район Есиль, д. 11/1, пр. Мангилик Ел, (далее – Фонд), в соответствии с пунктом 3.5 Положения Центрально-Азиатского климатического фонд</w:t>
-      </w:r>
-      <w:bookmarkStart w:id="0" w:name="_GoBack"/>
-      <w:bookmarkEnd w:id="0"/>
-      <w:r>
-        <w:rPr>
-          <w:rFonts w:ascii="Arial" w:hAnsi="Arial" w:cs="Arial"/>
-          <w:sz w:val="24"/>
-          <w:szCs w:val="24"/>
-        </w:rPr>
-        <w:t>а, утвержденного Резолюцией №2 от 24 марта 2024 года, рассмотрев решение Управляющего совета от 19 февраля 2026 года (протокол № 7) и служебную записку Главного исполнительного директора от 20 февраля 2026 года, настоящим:</w:t>
+        <w:t>Я, Ерлан Нысанбаев, назначенный Верховный попечитель Центрально-Азиатского Климатического Фонда. Фонд, созданный в соответствии с действующими положениями и правилами Международного финансового центра «Астана» (далее – МФЦА), имеющего зарегистрированный адрес: 010000, г. Астана, район Есиль, д. 11/1, пр. Мангилик Ел, (далее – Фонд), в соответствии с пунктом 3.5 Положения Центрально-Азиатского климатического фонда, утвержденного Резолюцией №2 от 24 марта 2024 года, рассмотрев решение Управляющего совета от 19 февраля 2026 года (протокол № 7) и служебную записку Главного исполнительного директора от 20 февраля 2026 года, настоящим:</w:t>
       </w:r>
     </w:p>
     <w:p>
